--- a/mon/toan/khbd/lop11/KHBD_TOAN11_Bai6_T13-14.docx
+++ b/mon/toan/khbd/lop11/KHBD_TOAN11_Bai6_T13-14.docx
@@ -30,7 +30,7 @@
                 <w:i/>
                 <w:sz w:val="26"/>
               </w:rPr>
-              <w:t>Ngày …… tháng …… năm 2026</w:t>
+              <w:t>Ngày …… tháng …… năm ……</w:t>
             </w:r>
           </w:p>
         </w:tc>
@@ -50,7 +50,7 @@
                 <w:i/>
                 <w:sz w:val="26"/>
               </w:rPr>
-              <w:t>Họ và tên giáo viên: TRƯƠNG TỬ TRANG</w:t>
+              <w:t>Họ và tên giáo viên: ……………………………</w:t>
             </w:r>
           </w:p>
           <w:p>
@@ -9538,14 +9538,13 @@
     </w:p>
     <w:p>
       <w:pPr>
-        <w:spacing w:before="40" w:after="80" w:line="264" w:lineRule="auto"/>
         <w:jc w:val="center"/>
       </w:pPr>
       <w:r>
         <w:drawing>
           <wp:inline xmlns:a="http://schemas.openxmlformats.org/drawingml/2006/main" xmlns:pic="http://schemas.openxmlformats.org/drawingml/2006/picture">
-            <wp:extent cx="6300000" cy="3519416"/>
-            <wp:docPr id="4" name="Picture 4"/>
+            <wp:extent cx="5940000" cy="3335425"/>
+            <wp:docPr id="8" name="Picture 8"/>
             <wp:cNvGraphicFramePr>
               <a:graphicFrameLocks noChangeAspect="1"/>
             </wp:cNvGraphicFramePr>
@@ -9553,11 +9552,11 @@
               <a:graphicData uri="http://schemas.openxmlformats.org/drawingml/2006/picture">
                 <pic:pic>
                   <pic:nvPicPr>
-                    <pic:cNvPr id="0" name="b6_mindmap.png"/>
+                    <pic:cNvPr id="0" name="image.png"/>
                     <pic:cNvPicPr/>
                   </pic:nvPicPr>
                   <pic:blipFill>
-                    <a:blip r:embed="rId14"/>
+                    <a:blip r:embed="rId18"/>
                     <a:stretch>
                       <a:fillRect/>
                     </a:stretch>
@@ -9565,7 +9564,7 @@
                   <pic:spPr>
                     <a:xfrm>
                       <a:off x="0" y="0"/>
-                      <a:ext cx="6300000" cy="3519416"/>
+                      <a:ext cx="5940000" cy="3335425"/>
                     </a:xfrm>
                     <a:prstGeom prst="rect"/>
                   </pic:spPr>
@@ -9574,6 +9573,18 @@
             </a:graphic>
           </wp:inline>
         </w:drawing>
+      </w:r>
+    </w:p>
+    <w:p>
+      <w:pPr>
+        <w:jc w:val="center"/>
+      </w:pPr>
+      <w:r>
+        <w:rPr>
+          <w:i/>
+          <w:sz w:val="20"/>
+        </w:rPr>
+        <w:t>Sơ đồ tư duy – Cấp số cộng (TTT biên soạn theo SGK)</w:t>
       </w:r>
     </w:p>
     <w:p>
@@ -11115,7 +11126,7 @@
           <w:rFonts w:ascii="Times New Roman" w:hAnsi="Times New Roman" w:eastAsia="Times New Roman"/>
           <w:sz w:val="26"/>
         </w:rPr>
-        <w:t xml:space="preserve"> Một vườn cà phê ở xã Vĩnh Thạnh được trồng thành 15 hàng: hàng thứ nhất có 20 cây, mỗi hàng sau nhiều hơn hàng liền trước 3 cây. Gọi </w:t>
+        <w:t xml:space="preserve"> Một vườn cà phê ở xã địa phương được trồng thành 15 hàng: hàng thứ nhất có 20 cây, mỗi hàng sau nhiều hơn hàng liền trước 3 cây. Gọi </w:t>
       </w:r>
       <m:oMath>
         <m:sSub>
@@ -17043,194 +17054,11 @@
         </w:tc>
       </w:tr>
     </w:tbl>
-    <w:p>
-      <w:pPr>
-        <w:spacing w:before="0" w:after="120" w:line="264" w:lineRule="auto"/>
-        <w:jc w:val="both"/>
-      </w:pPr>
-    </w:p>
-    <w:tbl>
-      <w:tblPr>
-        <w:tblW w:type="auto" w:w="0"/>
-        <w:jc w:val="center"/>
-        <w:tblLayout w:type="fixed"/>
-        <w:tblLook w:firstColumn="1" w:firstRow="1" w:lastColumn="0" w:lastRow="0" w:noHBand="0" w:noVBand="1" w:val="04A0"/>
-      </w:tblPr>
-      <w:tblGrid>
-        <w:gridCol w:w="5103"/>
-        <w:gridCol w:w="5103"/>
-      </w:tblGrid>
-      <w:tr>
-        <w:tc>
-          <w:tcPr>
-            <w:tcW w:type="dxa" w:w="5102"/>
-            <w:vAlign w:val="center"/>
-          </w:tcPr>
-          <w:p>
-            <w:pPr>
-              <w:keepNext/>
-              <w:spacing w:before="0" w:after="20" w:line="264" w:lineRule="auto"/>
-              <w:jc w:val="center"/>
-            </w:pPr>
-            <w:r>
-              <w:rPr>
-                <w:rFonts w:ascii="Times New Roman" w:hAnsi="Times New Roman" w:eastAsia="Times New Roman"/>
-                <w:b/>
-                <w:sz w:val="26"/>
-              </w:rPr>
-              <w:t>TỔ PHÓ CHUYÊN MÔN</w:t>
-            </w:r>
-          </w:p>
-          <w:p>
-            <w:pPr>
-              <w:keepNext/>
-              <w:spacing w:before="0" w:after="20" w:line="264" w:lineRule="auto"/>
-              <w:jc w:val="center"/>
-            </w:pPr>
-          </w:p>
-          <w:p>
-            <w:pPr>
-              <w:keepNext/>
-              <w:spacing w:before="0" w:after="20" w:line="264" w:lineRule="auto"/>
-              <w:jc w:val="center"/>
-            </w:pPr>
-          </w:p>
-          <w:p>
-            <w:pPr>
-              <w:keepNext/>
-              <w:spacing w:before="0" w:after="20" w:line="264" w:lineRule="auto"/>
-              <w:jc w:val="center"/>
-            </w:pPr>
-          </w:p>
-          <w:p>
-            <w:pPr>
-              <w:keepNext/>
-              <w:spacing w:before="0" w:after="20" w:line="264" w:lineRule="auto"/>
-              <w:jc w:val="center"/>
-            </w:pPr>
-            <w:r>
-              <w:rPr>
-                <w:rFonts w:ascii="Times New Roman" w:hAnsi="Times New Roman" w:eastAsia="Times New Roman"/>
-                <w:b/>
-                <w:sz w:val="26"/>
-              </w:rPr>
-              <w:t>Hứa Văn Mỹ Vương</w:t>
-            </w:r>
-          </w:p>
-        </w:tc>
-        <w:tc>
-          <w:tcPr>
-            <w:tcW w:type="dxa" w:w="5102"/>
-            <w:vAlign w:val="center"/>
-          </w:tcPr>
-          <w:p>
-            <w:pPr>
-              <w:keepNext/>
-              <w:spacing w:before="0" w:after="20" w:line="264" w:lineRule="auto"/>
-              <w:jc w:val="center"/>
-            </w:pPr>
-            <w:r>
-              <w:rPr>
-                <w:rFonts w:ascii="Times New Roman" w:hAnsi="Times New Roman" w:eastAsia="Times New Roman"/>
-                <w:b/>
-                <w:sz w:val="26"/>
-              </w:rPr>
-              <w:t>Người soạn</w:t>
-            </w:r>
-          </w:p>
-          <w:p>
-            <w:pPr>
-              <w:keepNext/>
-              <w:spacing w:before="0" w:after="20" w:line="264" w:lineRule="auto"/>
-              <w:jc w:val="center"/>
-            </w:pPr>
-          </w:p>
-          <w:p>
-            <w:pPr>
-              <w:keepNext/>
-              <w:spacing w:before="0" w:after="20" w:line="264" w:lineRule="auto"/>
-              <w:jc w:val="center"/>
-            </w:pPr>
-          </w:p>
-          <w:p>
-            <w:pPr>
-              <w:keepNext/>
-              <w:spacing w:before="0" w:after="20" w:line="264" w:lineRule="auto"/>
-              <w:jc w:val="center"/>
-            </w:pPr>
-          </w:p>
-          <w:p>
-            <w:pPr>
-              <w:keepNext/>
-              <w:spacing w:before="0" w:after="20" w:line="264" w:lineRule="auto"/>
-              <w:jc w:val="center"/>
-            </w:pPr>
-            <w:r>
-              <w:rPr>
-                <w:rFonts w:ascii="Times New Roman" w:hAnsi="Times New Roman" w:eastAsia="Times New Roman"/>
-                <w:b/>
-                <w:sz w:val="26"/>
-              </w:rPr>
-              <w:t>Trương Tử Trang</w:t>
-            </w:r>
-          </w:p>
-        </w:tc>
-      </w:tr>
-    </w:tbl>
-    <w:p>
-      <w:pPr>
-        <w:keepNext/>
-        <w:spacing w:before="120" w:after="0" w:line="264" w:lineRule="auto"/>
-        <w:jc w:val="center"/>
-      </w:pPr>
-      <w:r>
-        <w:rPr>
-          <w:rFonts w:ascii="Times New Roman" w:hAnsi="Times New Roman" w:eastAsia="Times New Roman"/>
-          <w:b/>
-          <w:sz w:val="26"/>
-        </w:rPr>
-        <w:t>KIỂM TRA CỦA LÃNH ĐẠO</w:t>
-      </w:r>
-    </w:p>
-    <w:p>
-      <w:pPr>
-        <w:keepNext/>
-        <w:spacing w:before="0" w:after="60" w:line="264" w:lineRule="auto"/>
-        <w:jc w:val="center"/>
-      </w:pPr>
-      <w:r>
-        <w:rPr>
-          <w:rFonts w:ascii="Times New Roman" w:hAnsi="Times New Roman" w:eastAsia="Times New Roman"/>
-          <w:b/>
-          <w:sz w:val="26"/>
-        </w:rPr>
-        <w:t>PHÓ HIỆU TRƯỞNG</w:t>
-      </w:r>
-    </w:p>
-    <w:p>
-      <w:pPr>
-        <w:keepNext/>
-        <w:spacing w:before="0" w:after="800" w:line="264" w:lineRule="auto"/>
-        <w:jc w:val="center"/>
-      </w:pPr>
-    </w:p>
-    <w:p>
-      <w:pPr>
-        <w:spacing w:before="0" w:after="60" w:line="264" w:lineRule="auto"/>
-        <w:jc w:val="center"/>
-      </w:pPr>
-      <w:r>
-        <w:rPr>
-          <w:rFonts w:ascii="Times New Roman" w:hAnsi="Times New Roman" w:eastAsia="Times New Roman"/>
-          <w:b/>
-          <w:sz w:val="26"/>
-        </w:rPr>
-        <w:t>Bùi Xuân Thanh</w:t>
-      </w:r>
-    </w:p>
     <w:sectPr>
       <w:headerReference w:type="default" r:id="rId9"/>
       <w:footerReference w:type="default" r:id="rId10"/>
+      <w:headerReference w:type="first" r:id="rId16"/>
+      <w:footerReference w:type="first" r:id="rId17"/>
       <w:pgSz w:w="11906" w:h="16838"/>
       <w:pgMar w:top="850" w:right="850" w:bottom="850" w:left="850" w:header="720" w:footer="720" w:gutter="0"/>
       <w:cols w:space="720"/>
@@ -17259,7 +17087,7 @@
         <w:color w:val="1F4E79"/>
         <w:sz w:val="22"/>
       </w:rPr>
-      <w:t>GV: Trương Tử Trang</w:t>
+      <w:t>GV: TTT</w:t>
     </w:r>
     <w:r>
       <w:rPr>
@@ -17280,6 +17108,16 @@
         <w:t>1</w:t>
       </w:r>
     </w:fldSimple>
+  </w:p>
+</w:ftr>
+</file>
+
+<file path=word/footer2.xml><?xml version="1.0" encoding="utf-8"?>
+<w:ftr xmlns:m="http://schemas.openxmlformats.org/officeDocument/2006/math" xmlns:mc="http://schemas.openxmlformats.org/markup-compatibility/2006" xmlns:mo="http://schemas.microsoft.com/office/mac/office/2008/main" xmlns:mv="urn:schemas-microsoft-com:mac:vml" xmlns:o="urn:schemas-microsoft-com:office:office" xmlns:r="http://schemas.openxmlformats.org/officeDocument/2006/relationships" xmlns:v="urn:schemas-microsoft-com:vml" xmlns:w10="urn:schemas-microsoft-com:office:word" xmlns:w14="http://schemas.microsoft.com/office/word/2010/wordml" xmlns:w="http://schemas.openxmlformats.org/wordprocessingml/2006/main" xmlns:wne="http://schemas.microsoft.com/office/word/2006/wordml" xmlns:wp14="http://schemas.microsoft.com/office/word/2010/wordprocessingDrawing" xmlns:wp="http://schemas.openxmlformats.org/drawingml/2006/wordprocessingDrawing" xmlns:wpc="http://schemas.microsoft.com/office/word/2010/wordprocessingCanvas" xmlns:wpg="http://schemas.microsoft.com/office/word/2010/wordprocessingGroup" xmlns:wpi="http://schemas.microsoft.com/office/word/2010/wordprocessingInk" xmlns:wps="http://schemas.microsoft.com/office/word/2010/wordprocessingShape" mc:Ignorable="w14 wp14">
+  <w:p>
+    <w:pPr>
+      <w:pStyle w:val="Footer"/>
+    </w:pPr>
   </w:p>
 </w:ftr>
 </file>
@@ -17316,6 +17154,16 @@
       <w:tab/>
       <w:t>Năm học 2026-2027</w:t>
     </w:r>
+  </w:p>
+</w:hdr>
+</file>
+
+<file path=word/header2.xml><?xml version="1.0" encoding="utf-8"?>
+<w:hdr xmlns:m="http://schemas.openxmlformats.org/officeDocument/2006/math" xmlns:mc="http://schemas.openxmlformats.org/markup-compatibility/2006" xmlns:mo="http://schemas.microsoft.com/office/mac/office/2008/main" xmlns:mv="urn:schemas-microsoft-com:mac:vml" xmlns:o="urn:schemas-microsoft-com:office:office" xmlns:r="http://schemas.openxmlformats.org/officeDocument/2006/relationships" xmlns:v="urn:schemas-microsoft-com:vml" xmlns:w10="urn:schemas-microsoft-com:office:word" xmlns:w14="http://schemas.microsoft.com/office/word/2010/wordml" xmlns:w="http://schemas.openxmlformats.org/wordprocessingml/2006/main" xmlns:wne="http://schemas.microsoft.com/office/word/2006/wordml" xmlns:wp14="http://schemas.microsoft.com/office/word/2010/wordprocessingDrawing" xmlns:wp="http://schemas.openxmlformats.org/drawingml/2006/wordprocessingDrawing" xmlns:wpc="http://schemas.microsoft.com/office/word/2010/wordprocessingCanvas" xmlns:wpg="http://schemas.microsoft.com/office/word/2010/wordprocessingGroup" xmlns:wpi="http://schemas.microsoft.com/office/word/2010/wordprocessingInk" xmlns:wps="http://schemas.microsoft.com/office/word/2010/wordprocessingShape" mc:Ignorable="w14 wp14">
+  <w:p>
+    <w:pPr>
+      <w:pStyle w:val="Header"/>
+    </w:pPr>
   </w:p>
 </w:hdr>
 </file>
